--- a/docs/Product/PE-001/capabilities/C-003/PE-001-C003_Role_Permission_Management.docx
+++ b/docs/Product/PE-001/capabilities/C-003/PE-001-C003_Role_Permission_Management.docx
@@ -59,7 +59,7 @@
           <w:sz w:val="24"/>
           <w:szCs w:val="24"/>
         </w:rPr>
-        <w:t xml:space="preserve">Version 1.0</w:t>
+        <w:t xml:space="preserve">Version 1.1</w:t>
       </w:r>
     </w:p>
     <w:p>
@@ -474,7 +474,7 @@
                 <w:b w:val="false"/>
                 <w:bCs w:val="false"/>
               </w:rPr>
-              <w:t xml:space="preserve">1.0</w:t>
+              <w:t xml:space="preserve">1.1</w:t>
             </w:r>
           </w:p>
         </w:tc>
@@ -648,6 +648,48 @@
           </w:p>
         </w:tc>
       </w:tr>
+      <w:tr>
+        <w:tc>
+          <w:tcPr>
+            <w:tcW w:type="pct" w:w="50%"/>
+            <w:tcMar>
+              <w:top w:type="dxa" w:w="60"/>
+              <w:left w:type="dxa" w:w="100"/>
+              <w:bottom w:type="dxa" w:w="60"/>
+              <w:right w:type="dxa" w:w="100"/>
+            </w:tcMar>
+          </w:tcPr>
+          <w:p>
+            <w:r>
+              <w:rPr>
+                <w:b w:val="false"/>
+                <w:bCs w:val="false"/>
+              </w:rPr>
+              <w:t xml:space="preserve">1.1</w:t>
+            </w:r>
+          </w:p>
+        </w:tc>
+        <w:tc>
+          <w:tcPr>
+            <w:tcW w:type="pct" w:w="50%"/>
+            <w:tcMar>
+              <w:top w:type="dxa" w:w="60"/>
+              <w:left w:type="dxa" w:w="100"/>
+              <w:bottom w:type="dxa" w:w="60"/>
+              <w:right w:type="dxa" w:w="100"/>
+            </w:tcMar>
+          </w:tcPr>
+          <w:p>
+            <w:r>
+              <w:rPr>
+                <w:b w:val="false"/>
+                <w:bCs w:val="false"/>
+              </w:rPr>
+              <w:t xml:space="preserve">Amendment resolving BCGA-001 (Business Capability Gap Assessment). Added EX-C003-11 (Understand Domain Permission Context) under the existing ERB-C003-01, completing that ERB's own declared Discover/Understand Experience Lifecycle Mapping (Chapter 3), left unrealized by EX-C003-02 alone since the Version 1.0 pass. Extended Contract 5.1 with a read/visibility authority clarification (same defining-authority personas). No existing ERB, EX, Contract, Business Rule, or cross-reference was altered, renumbered, or relocated. EX count ten to eleven; ERB count and Contract count unchanged at three and eight respectively.</w:t>
+            </w:r>
+          </w:p>
+        </w:tc>
+      </w:tr>
     </w:tbl>
     <w:p>
       <w:pPr>
@@ -1215,7 +1257,7 @@
           <w:i w:val="false"/>
           <w:iCs w:val="false"/>
         </w:rPr>
-        <w:t xml:space="preserve">C-003 engineers the Enterprise Experience of defining, versioning, and retiring the Business Roles, System Roles, Domain Permissions, Approval Authorities, Delegation Policies, and Runtime Assignment Policies that constitute enterprise authorization authority. It is validated, not assumed, that this is distinct from Access evaluation (C-002, which determines whether one specific request is currently permitted), the Authorization Engine's runtime execution (RTA-001 Section 11), Identity (C-001), Membership (C-007), and Organization (C-004). The task framing that introduced this pass used the broader working title 'Role, Permission &amp; Authorization Policy Management'; CAP-001's registered capability name is 'Role &amp; Permission Management' with Business Intent 'Manage authorization roles and permissions.' Per this programme's standing discipline of preserving CAP-001 verbatim, this specification's Document Control retains CAP-001's exact registered name — the broader framing is honored not by renaming the capability, but by this specification's explicit inclusion of Authorization Policy Definition, Governance, and Lifecycle (Chapter 1, Chapter 3) as the substantive content of what 'managing authorization roles and permissions' means at the Enterprise Experience layer, since URA-001 Sections 3–7 make clear that a Role or Permission is never a static record but a governed, versioned, lifecycled policy object. The resulting architecture is a three-ERB / ten-EX / eight-Contract specification scoped to definition, lifecycle governance, and dependency/hand-off resolution — no count is copied from, or inflated to match, any sibling capability.</w:t>
+        <w:t xml:space="preserve">C-003 engineers the Enterprise Experience of defining, versioning, and retiring the Business Roles, System Roles, Domain Permissions, Approval Authorities, Delegation Policies, and Runtime Assignment Policies that constitute enterprise authorization authority. It is validated, not assumed, that this is distinct from Access evaluation (C-002, which determines whether one specific request is currently permitted), the Authorization Engine's runtime execution (RTA-001 Section 11), Identity (C-001), Membership (C-007), and Organization (C-004). The task framing that introduced this pass used the broader working title 'Role, Permission &amp; Authorization Policy Management'; CAP-001's registered capability name is 'Role &amp; Permission Management' with Business Intent 'Manage authorization roles and permissions.' Per this programme's standing discipline of preserving CAP-001 verbatim, this specification's Document Control retains CAP-001's exact registered name — the broader framing is honored not by renaming the capability, but by this specification's explicit inclusion of Authorization Policy Definition, Governance, and Lifecycle (Chapter 1, Chapter 3) as the substantive content of what 'managing authorization roles and permissions' means at the Enterprise Experience layer, since URA-001 Sections 3–7 make clear that a Role or Permission is never a static record but a governed, versioned, lifecycled policy object. The resulting architecture is a three-ERB / eleven-EX / eight-Contract specification (as of Version 1.1; the original Version 1.0 pass established three-ERB / ten-EX / eight-Contract) scoped to definition, lifecycle governance, dependency/hand-off resolution, and — added in Version 1.1 — state visibility, all without inflating any count to match a sibling capability.</w:t>
       </w:r>
     </w:p>
     <w:p>
@@ -4122,7 +4164,7 @@
           <w:i w:val="false"/>
           <w:iCs w:val="false"/>
         </w:rPr>
-        <w:t xml:space="preserve">This chapter engineers ten Enterprise Experiences, each governed by exactly one ERB from Chapter 3. Every ERB has at least one realizing EX (validated in Chapter 9.5).</w:t>
+        <w:t xml:space="preserve">This chapter engineers eleven Enterprise Experiences, each governed by exactly one ERB from Chapter 3. Every ERB has at least one realizing EX (validated in Chapter 9.5). EX-C003-11 was added in Version 1.1 to complete ERB-C003-01's own declared Discover/Understand lifecycle stages, left unrealized by the original ten (see Revision History).</w:t>
       </w:r>
     </w:p>
     <w:p>
@@ -6831,7 +6873,7 @@
         <w:spacing w:after="120" w:before="220"/>
       </w:pPr>
       <w:r>
-        <w:t xml:space="preserve">EX-C003-07 — Version and Re-effective-Date Authorization Policy Object</w:t>
+        <w:t xml:space="preserve">EX-C003-11 — Understand Domain Permission Context</w:t>
       </w:r>
     </w:p>
     <w:tbl>
@@ -6888,7 +6930,7 @@
                 <w:b w:val="false"/>
                 <w:bCs w:val="false"/>
               </w:rPr>
-              <w:t xml:space="preserve">EX-C003-07</w:t>
+              <w:t xml:space="preserve">EX-C003-11</w:t>
             </w:r>
           </w:p>
         </w:tc>
@@ -6931,7 +6973,7 @@
                 <w:b w:val="false"/>
                 <w:bCs w:val="false"/>
               </w:rPr>
-              <w:t xml:space="preserve">ERB-C003-02</w:t>
+              <w:t xml:space="preserve">ERB-C003-01</w:t>
             </w:r>
           </w:p>
         </w:tc>
@@ -6963,7 +7005,7 @@
         <w:t xml:space="preserve">Trigger — </w:t>
       </w:r>
       <w:r>
-        <w:t xml:space="preserve">An already-established authorization policy object requires an amended effective-date window or a metadata change (e.g., a Business Role's title text, an Approval Authority's member scope) that does not change its fundamental type or structural rule conformance.</w:t>
+        <w:t xml:space="preserve">A Corporate Admin, Domain Admin, or Domain Owner needs to confirm the current state of a specific Domain Permission, or to determine which Domain Permissions currently exist for a given Domain or Membership, before proposing a new grant, a lifecycle change, or reviewing a reported dependency.</w:t>
       </w:r>
     </w:p>
     <w:p>
@@ -6978,7 +7020,7 @@
         <w:t xml:space="preserve">Purpose — </w:t>
       </w:r>
       <w:r>
-        <w:t xml:space="preserve">Produces a new version of the object, preserving its prior version as a superseded historical record.</w:t>
+        <w:t xml:space="preserve">Retrieves the current governed state of a specific Domain Permission by its own identity, or a filtered list of Domain Permissions matching a stated Domain, Membership, or status criterion, without establishing, versioning, deprecating, retiring, or otherwise altering any object it returns.</w:t>
       </w:r>
     </w:p>
     <w:p>
@@ -6993,7 +7035,7 @@
         <w:t xml:space="preserve">Business Goal — </w:t>
       </w:r>
       <w:r>
-        <w:t xml:space="preserve">The governed authorization baseline reflects current organizational reality without losing the ability to reconstruct what was true at any prior point.</w:t>
+        <w:t xml:space="preserve">The proposing or reviewing authority can confirm what authorization policy already exists before acting, rather than acting blind or inferring current state from outside any governed Enterprise Experience.</w:t>
       </w:r>
     </w:p>
     <w:p>
@@ -7008,7 +7050,7 @@
         <w:t xml:space="preserve">Business Value — </w:t>
       </w:r>
       <w:r>
-        <w:t xml:space="preserve">Supports audit and historical reconstruction of exactly which authorization policy structure governed at any point in time.</w:t>
+        <w:t xml:space="preserve">Completes ERB-C003-01's own declared Discover/Understand lifecycle stages (Chapter 3), closing the gap in which EX-C003-02's duplicate-prevention rule (BR-C003-01) and EX-C003-09's dependency review both presuppose a way to determine existing state that no Enterprise Experience previously provided.</w:t>
       </w:r>
     </w:p>
     <w:p>
@@ -7023,7 +7065,7 @@
         <w:t xml:space="preserve">Participating Personas — </w:t>
       </w:r>
       <w:r>
-        <w:t xml:space="preserve">The same type-specific defining authority as established the object in ERB-C003-01.</w:t>
+        <w:t xml:space="preserve">Corporate Admin (URA-001-32); Domain Owner (URA-001-45); Domain Admin (URA-001-46) — the same defining-authority personas ERB-C003-01 already establishes for Domain Permission (Contract 5.1), now also authorized to view what they or another confirmed authority has established.</w:t>
       </w:r>
     </w:p>
     <w:p>
@@ -7062,7 +7104,7 @@
         <w:t xml:space="preserve">Context Required — </w:t>
       </w:r>
       <w:r>
-        <w:t xml:space="preserve">The existing object, its current version, and the proposed amendment.</w:t>
+        <w:t xml:space="preserve">The specific Domain Permission's own identity, or the Domain, Membership, or status criterion to query by.</w:t>
       </w:r>
     </w:p>
     <w:p>
@@ -7077,7 +7119,7 @@
         <w:t xml:space="preserve">Context Created — </w:t>
       </w:r>
       <w:r>
-        <w:t xml:space="preserve">A new version of the object.</w:t>
+        <w:t xml:space="preserve">None. This experience creates no new context of its own.</w:t>
       </w:r>
     </w:p>
     <w:p>
@@ -7092,7 +7134,7 @@
         <w:t xml:space="preserve">Context Consumed — </w:t>
       </w:r>
       <w:r>
-        <w:t xml:space="preserve">The object's prior version and effective-date history.</w:t>
+        <w:t xml:space="preserve">The Domain Permission's own current governed state, as produced by EX-C003-02 (establishment), EX-C003-07 (versioning), or EX-C003-08 (deprecation/retirement) — never re-derived or independently computed.</w:t>
       </w:r>
     </w:p>
     <w:p>
@@ -7107,7 +7149,7 @@
         <w:t xml:space="preserve">Context Preserved — </w:t>
       </w:r>
       <w:r>
-        <w:t xml:space="preserve">The object's full prior version history, as an unerased, inspectable record.</w:t>
+        <w:t xml:space="preserve">Every Domain Permission returned, and every Domain Permission not matching the stated criterion, entirely unaffected — this experience never mutates state.</w:t>
       </w:r>
     </w:p>
     <w:p>
@@ -7122,7 +7164,7 @@
         <w:t xml:space="preserve">Context Produced — </w:t>
       </w:r>
       <w:r>
-        <w:t xml:space="preserve">A new current version, handed to C-002/RTA-001 as the object's now-current structural fact.</w:t>
+        <w:t xml:space="preserve">The requested Domain Permission's own current state, or a list of Domain Permissions matching the stated criterion, presented exactly as governed — never summarized in a way that omits its current Status (Active, Superseded, Deprecated, or Retired) or effective-dating.</w:t>
       </w:r>
     </w:p>
     <w:p>
@@ -7137,7 +7179,7 @@
         <w:t xml:space="preserve">Context Superseded — </w:t>
       </w:r>
       <w:r>
-        <w:t xml:space="preserve">The object's immediately prior version — remaining valid as a historical record, never invalidated by being superseded.</w:t>
+        <w:t xml:space="preserve">Not applicable — no object is created, versioned, or transitioned by this experience.</w:t>
       </w:r>
     </w:p>
     <w:p>
@@ -7152,7 +7194,7 @@
         <w:t xml:space="preserve">Context Invalidated — </w:t>
       </w:r>
       <w:r>
-        <w:t xml:space="preserve">Not applicable to the version-amendment act itself; a prior Access Evaluation Outcome C-002 already produced under the earlier version is not retroactively altered.</w:t>
+        <w:t xml:space="preserve">Not applicable.</w:t>
       </w:r>
     </w:p>
     <w:p>
@@ -7167,7 +7209,7 @@
         <w:t xml:space="preserve">Navigation Expectations — </w:t>
       </w:r>
       <w:r>
-        <w:t xml:space="preserve">The proposing Person is confirmed the new version is now current and the prior version remains inspectable.</w:t>
+        <w:t xml:space="preserve">The requesting authority is presented the Domain Permission's own current state, or the matching list, with no action silently taken on their behalf.</w:t>
       </w:r>
     </w:p>
     <w:p>
@@ -7197,7 +7239,7 @@
         <w:t xml:space="preserve">AI Assistance — </w:t>
       </w:r>
       <w:r>
-        <w:t xml:space="preserve">AI MAY summarize what changed between versions, but SHALL NOT create the new version or approve the amendment on a human's behalf.</w:t>
+        <w:t xml:space="preserve">AI MAY summarize a Domain Permission's current governed state, or identify likely-duplicate or structurally inconsistent grants within a queried set (Contract 5.8); AI SHALL NOT establish, amend, deprecate, retire, or approve any Domain Permission it surfaces, and SHALL NOT infer a defining authority's confirmation from the act of viewing alone.</w:t>
       </w:r>
     </w:p>
     <w:p>
@@ -7212,7 +7254,7 @@
         <w:t xml:space="preserve">Experience Outcome — </w:t>
       </w:r>
       <w:r>
-        <w:t xml:space="preserve">A new current version established without erasing the object's prior governed history.</w:t>
+        <w:t xml:space="preserve">The requesting authority obtains an accurate, current view of Domain Permission state, with no object created, altered, or retired as a side effect of viewing it.</w:t>
       </w:r>
     </w:p>
     <w:p>
@@ -7227,7 +7269,7 @@
         <w:t xml:space="preserve">Success Criteria — </w:t>
       </w:r>
       <w:r>
-        <w:t xml:space="preserve">Every version amendment preserves the immediately prior version as an inspectable, superseded record.</w:t>
+        <w:t xml:space="preserve">No Domain Permission's returned state differs from its own governed record at EX-C003-02/07/08; no view or query ever mutates, versions, deprecates, or retires the object it returns.</w:t>
       </w:r>
     </w:p>
     <w:p>
@@ -7242,7 +7284,7 @@
         <w:t xml:space="preserve">Experience Completion — </w:t>
       </w:r>
       <w:r>
-        <w:t xml:space="preserve">Complete when the new version is recorded as current.</w:t>
+        <w:t xml:space="preserve">Complete when the requested Domain Permission's state, or the matching list, is returned to the requesting authority.</w:t>
       </w:r>
     </w:p>
     <w:p>
@@ -7257,7 +7299,7 @@
         <w:t xml:space="preserve">Lifecycle Participation — </w:t>
       </w:r>
       <w:r>
-        <w:t xml:space="preserve">Execute, Validate.</w:t>
+        <w:t xml:space="preserve">Discover, Understand.</w:t>
       </w:r>
     </w:p>
     <w:p>
@@ -7281,7 +7323,7 @@
         <w:spacing w:after="120" w:before="220"/>
       </w:pPr>
       <w:r>
-        <w:t xml:space="preserve">EX-C003-08 — Deprecate or Retire Authorization Policy Object</w:t>
+        <w:t xml:space="preserve">EX-C003-07 — Version and Re-effective-Date Authorization Policy Object</w:t>
       </w:r>
     </w:p>
     <w:tbl>
@@ -7338,7 +7380,7 @@
                 <w:b w:val="false"/>
                 <w:bCs w:val="false"/>
               </w:rPr>
-              <w:t xml:space="preserve">EX-C003-08</w:t>
+              <w:t xml:space="preserve">EX-C003-07</w:t>
             </w:r>
           </w:p>
         </w:tc>
@@ -7413,7 +7455,7 @@
         <w:t xml:space="preserve">Trigger — </w:t>
       </w:r>
       <w:r>
-        <w:t xml:space="preserve">The type-specific defining authority proposes that an established authorization policy object is no longer needed.</w:t>
+        <w:t xml:space="preserve">An already-established authorization policy object requires an amended effective-date window or a metadata change (e.g., a Business Role's title text, an Approval Authority's member scope) that does not change its fundamental type or structural rule conformance.</w:t>
       </w:r>
     </w:p>
     <w:p>
@@ -7428,7 +7470,7 @@
         <w:t xml:space="preserve">Purpose — </w:t>
       </w:r>
       <w:r>
-        <w:t xml:space="preserve">Moves the object to a Deprecated/Retired lifecycle state (Hidden or Archived, URA-001-127) once ERB-C003-03 confirms no currently-active dependency remains unresolved — never a hard deletion.</w:t>
+        <w:t xml:space="preserve">Produces a new version of the object, preserving its prior version as a superseded historical record.</w:t>
       </w:r>
     </w:p>
     <w:p>
@@ -7443,7 +7485,7 @@
         <w:t xml:space="preserve">Business Goal — </w:t>
       </w:r>
       <w:r>
-        <w:t xml:space="preserve">Authorization policy objects no longer in use are removed from active consideration without destroying the historical record they anchor.</w:t>
+        <w:t xml:space="preserve">The governed authorization baseline reflects current organizational reality without losing the ability to reconstruct what was true at any prior point.</w:t>
       </w:r>
     </w:p>
     <w:p>
@@ -7458,7 +7500,7 @@
         <w:t xml:space="preserve">Business Value — </w:t>
       </w:r>
       <w:r>
-        <w:t xml:space="preserve">Keeps the active authorization baseline uncluttered while preserving URA-001-13/28's never-delete guarantee.</w:t>
+        <w:t xml:space="preserve">Supports audit and historical reconstruction of exactly which authorization policy structure governed at any point in time.</w:t>
       </w:r>
     </w:p>
     <w:p>
@@ -7473,7 +7515,7 @@
         <w:t xml:space="preserve">Participating Personas — </w:t>
       </w:r>
       <w:r>
-        <w:t xml:space="preserve">The same type-specific defining authority as established the object.</w:t>
+        <w:t xml:space="preserve">The same type-specific defining authority as established the object in ERB-C003-01.</w:t>
       </w:r>
     </w:p>
     <w:p>
@@ -7512,7 +7554,7 @@
         <w:t xml:space="preserve">Context Required — </w:t>
       </w:r>
       <w:r>
-        <w:t xml:space="preserve">The existing object and confirmation (from ERB-C003-03) that no active dependency remains unresolved.</w:t>
+        <w:t xml:space="preserve">The existing object, its current version, and the proposed amendment.</w:t>
       </w:r>
     </w:p>
     <w:p>
@@ -7527,7 +7569,7 @@
         <w:t xml:space="preserve">Context Created — </w:t>
       </w:r>
       <w:r>
-        <w:t xml:space="preserve">An explicit Deprecated/Retired lifecycle-state record.</w:t>
+        <w:t xml:space="preserve">A new version of the object.</w:t>
       </w:r>
     </w:p>
     <w:p>
@@ -7542,7 +7584,7 @@
         <w:t xml:space="preserve">Context Consumed — </w:t>
       </w:r>
       <w:r>
-        <w:t xml:space="preserve">The dependency-resolution confirmation from ERB-C003-03.</w:t>
+        <w:t xml:space="preserve">The object's prior version and effective-date history.</w:t>
       </w:r>
     </w:p>
     <w:p>
@@ -7557,7 +7599,7 @@
         <w:t xml:space="preserve">Context Preserved — </w:t>
       </w:r>
       <w:r>
-        <w:t xml:space="preserve">The object's full version and usage history, as an inspectable, archived record.</w:t>
+        <w:t xml:space="preserve">The object's full prior version history, as an unerased, inspectable record.</w:t>
       </w:r>
     </w:p>
     <w:p>
@@ -7572,7 +7614,7 @@
         <w:t xml:space="preserve">Context Produced — </w:t>
       </w:r>
       <w:r>
-        <w:t xml:space="preserve">The object's new Deprecated/Retired state, handed to C-002/RTA-001 so future evaluation no longer treats it as an active structural fact.</w:t>
+        <w:t xml:space="preserve">A new current version, handed to C-002/RTA-001 as the object's now-current structural fact.</w:t>
       </w:r>
     </w:p>
     <w:p>
@@ -7587,7 +7629,7 @@
         <w:t xml:space="preserve">Context Superseded — </w:t>
       </w:r>
       <w:r>
-        <w:t xml:space="preserve">Not applicable — deprecation is a lifecycle-state change, not a version supersession.</w:t>
+        <w:t xml:space="preserve">The object's immediately prior version — remaining valid as a historical record, never invalidated by being superseded.</w:t>
       </w:r>
     </w:p>
     <w:p>
@@ -7602,7 +7644,7 @@
         <w:t xml:space="preserve">Context Invalidated — </w:t>
       </w:r>
       <w:r>
-        <w:t xml:space="preserve">The object's availability for any new Access evaluation or new definition referencing it, from the point of retirement forward; historical evaluations already completed under it are not retroactively altered.</w:t>
+        <w:t xml:space="preserve">Not applicable to the version-amendment act itself; a prior Access Evaluation Outcome C-002 already produced under the earlier version is not retroactively altered.</w:t>
       </w:r>
     </w:p>
     <w:p>
@@ -7617,7 +7659,7 @@
         <w:t xml:space="preserve">Navigation Expectations — </w:t>
       </w:r>
       <w:r>
-        <w:t xml:space="preserve">The proposing Person is confirmed the object is retired and no longer available for new use.</w:t>
+        <w:t xml:space="preserve">The proposing Person is confirmed the new version is now current and the prior version remains inspectable.</w:t>
       </w:r>
     </w:p>
     <w:p>
@@ -7647,7 +7689,7 @@
         <w:t xml:space="preserve">AI Assistance — </w:t>
       </w:r>
       <w:r>
-        <w:t xml:space="preserve">AI MAY identify that an object appears unused and recommend retirement, but SHALL NOT retire it or bypass the ERB-C003-03 dependency check.</w:t>
+        <w:t xml:space="preserve">AI MAY summarize what changed between versions, but SHALL NOT create the new version or approve the amendment on a human's behalf.</w:t>
       </w:r>
     </w:p>
     <w:p>
@@ -7662,7 +7704,7 @@
         <w:t xml:space="preserve">Experience Outcome — </w:t>
       </w:r>
       <w:r>
-        <w:t xml:space="preserve">An authorization policy object retired without hard deletion and without breaking an unresolved active dependency.</w:t>
+        <w:t xml:space="preserve">A new current version established without erasing the object's prior governed history.</w:t>
       </w:r>
     </w:p>
     <w:p>
@@ -7677,7 +7719,7 @@
         <w:t xml:space="preserve">Success Criteria — </w:t>
       </w:r>
       <w:r>
-        <w:t xml:space="preserve">No object is ever retired while ERB-C003-03 reports an unresolved active dependency; no object is ever hard-deleted.</w:t>
+        <w:t xml:space="preserve">Every version amendment preserves the immediately prior version as an inspectable, superseded record.</w:t>
       </w:r>
     </w:p>
     <w:p>
@@ -7692,7 +7734,7 @@
         <w:t xml:space="preserve">Experience Completion — </w:t>
       </w:r>
       <w:r>
-        <w:t xml:space="preserve">Complete when the Deprecated/Retired state is recorded.</w:t>
+        <w:t xml:space="preserve">Complete when the new version is recorded as current.</w:t>
       </w:r>
     </w:p>
     <w:p>
@@ -7707,7 +7749,7 @@
         <w:t xml:space="preserve">Lifecycle Participation — </w:t>
       </w:r>
       <w:r>
-        <w:t xml:space="preserve">Validate, Transition, Complete.</w:t>
+        <w:t xml:space="preserve">Execute, Validate.</w:t>
       </w:r>
     </w:p>
     <w:p>
@@ -7731,7 +7773,7 @@
         <w:spacing w:after="120" w:before="220"/>
       </w:pPr>
       <w:r>
-        <w:t xml:space="preserve">EX-C003-09 — Detect and Resolve Authorization Policy Dependency Conflict</w:t>
+        <w:t xml:space="preserve">EX-C003-08 — Deprecate or Retire Authorization Policy Object</w:t>
       </w:r>
     </w:p>
     <w:tbl>
@@ -7788,7 +7830,7 @@
                 <w:b w:val="false"/>
                 <w:bCs w:val="false"/>
               </w:rPr>
-              <w:t xml:space="preserve">EX-C003-09</w:t>
+              <w:t xml:space="preserve">EX-C003-08</w:t>
             </w:r>
           </w:p>
         </w:tc>
@@ -7831,7 +7873,7 @@
                 <w:b w:val="false"/>
                 <w:bCs w:val="false"/>
               </w:rPr>
-              <w:t xml:space="preserve">ERB-C003-03</w:t>
+              <w:t xml:space="preserve">ERB-C003-02</w:t>
             </w:r>
           </w:p>
         </w:tc>
@@ -7863,7 +7905,7 @@
         <w:t xml:space="preserve">Trigger — </w:t>
       </w:r>
       <w:r>
-        <w:t xml:space="preserve">A proposed deprecation, retirement, or breaking amendment (from ERB-C003-02) targets an object still referenced by a currently-active Runtime Assignment, Delegation, Approval Authority chain, or another authorization policy object.</w:t>
+        <w:t xml:space="preserve">The type-specific defining authority proposes that an established authorization policy object is no longer needed.</w:t>
       </w:r>
     </w:p>
     <w:p>
@@ -7878,7 +7920,7 @@
         <w:t xml:space="preserve">Purpose — </w:t>
       </w:r>
       <w:r>
-        <w:t xml:space="preserve">Enumerates every currently-active dependent and holds the proposed change until the proposing authority resolves, reassigns, or affirmatively accepts each one — never silently proceeding.</w:t>
+        <w:t xml:space="preserve">Moves the object to a Deprecated/Retired lifecycle state (Hidden or Archived, URA-001-127) once ERB-C003-03 confirms no currently-active dependency remains unresolved — never a hard deletion.</w:t>
       </w:r>
     </w:p>
     <w:p>
@@ -7893,7 +7935,7 @@
         <w:t xml:space="preserve">Business Goal — </w:t>
       </w:r>
       <w:r>
-        <w:t xml:space="preserve">No enterprise process in progress is silently broken by an authorization policy object being retired or breakingly amended out from under it.</w:t>
+        <w:t xml:space="preserve">Authorization policy objects no longer in use are removed from active consideration without destroying the historical record they anchor.</w:t>
       </w:r>
     </w:p>
     <w:p>
@@ -7908,7 +7950,7 @@
         <w:t xml:space="preserve">Business Value — </w:t>
       </w:r>
       <w:r>
-        <w:t xml:space="preserve">Converts an invisible dependency risk into a visible, explained, resolvable event before it can cause a downstream failure.</w:t>
+        <w:t xml:space="preserve">Keeps the active authorization baseline uncluttered while preserving URA-001-13/28's never-delete guarantee.</w:t>
       </w:r>
     </w:p>
     <w:p>
@@ -7923,7 +7965,7 @@
         <w:t xml:space="preserve">Participating Personas — </w:t>
       </w:r>
       <w:r>
-        <w:t xml:space="preserve">The type-specific defining authority proposing the change.</w:t>
+        <w:t xml:space="preserve">The same type-specific defining authority as established the object.</w:t>
       </w:r>
     </w:p>
     <w:p>
@@ -7962,7 +8004,7 @@
         <w:t xml:space="preserve">Context Required — </w:t>
       </w:r>
       <w:r>
-        <w:t xml:space="preserve">The object proposed for change and every currently-active Runtime Assignment, Delegation, Approval Authority chain, or dependent object referencing it.</w:t>
+        <w:t xml:space="preserve">The existing object and confirmation (from ERB-C003-03) that no active dependency remains unresolved.</w:t>
       </w:r>
     </w:p>
     <w:p>
@@ -7977,7 +8019,7 @@
         <w:t xml:space="preserve">Context Created — </w:t>
       </w:r>
       <w:r>
-        <w:t xml:space="preserve">A dependency-conflict record naming every active dependent.</w:t>
+        <w:t xml:space="preserve">An explicit Deprecated/Retired lifecycle-state record.</w:t>
       </w:r>
     </w:p>
     <w:p>
@@ -7992,7 +8034,7 @@
         <w:t xml:space="preserve">Context Consumed — </w:t>
       </w:r>
       <w:r>
-        <w:t xml:space="preserve">The current state of every dependent, consumed from URA-001's own Sections 5–7 mechanics — never assumed absent without checking.</w:t>
+        <w:t xml:space="preserve">The dependency-resolution confirmation from ERB-C003-03.</w:t>
       </w:r>
     </w:p>
     <w:p>
@@ -8007,7 +8049,7 @@
         <w:t xml:space="preserve">Context Preserved — </w:t>
       </w:r>
       <w:r>
-        <w:t xml:space="preserve">The object under change, unchanged, until every named dependency is resolved.</w:t>
+        <w:t xml:space="preserve">The object's full version and usage history, as an inspectable, archived record.</w:t>
       </w:r>
     </w:p>
     <w:p>
@@ -8022,7 +8064,7 @@
         <w:t xml:space="preserve">Context Produced — </w:t>
       </w:r>
       <w:r>
-        <w:t xml:space="preserve">Either a cleared path for ERB-C003-02 to proceed, or a held change with a named, explained dependency list requiring the proposing authority's explicit resolution.</w:t>
+        <w:t xml:space="preserve">The object's new Deprecated/Retired state, handed to C-002/RTA-001 so future evaluation no longer treats it as an active structural fact.</w:t>
       </w:r>
     </w:p>
     <w:p>
@@ -8037,6 +8079,51 @@
         <w:t xml:space="preserve">Context Superseded — </w:t>
       </w:r>
       <w:r>
+        <w:t xml:space="preserve">Not applicable — deprecation is a lifecycle-state change, not a version supersession.</w:t>
+      </w:r>
+    </w:p>
+    <w:p>
+      <w:pPr>
+        <w:spacing w:after="140"/>
+      </w:pPr>
+      <w:r>
+        <w:rPr>
+          <w:b/>
+          <w:bCs/>
+        </w:rPr>
+        <w:t xml:space="preserve">Context Invalidated — </w:t>
+      </w:r>
+      <w:r>
+        <w:t xml:space="preserve">The object's availability for any new Access evaluation or new definition referencing it, from the point of retirement forward; historical evaluations already completed under it are not retroactively altered.</w:t>
+      </w:r>
+    </w:p>
+    <w:p>
+      <w:pPr>
+        <w:spacing w:after="140"/>
+      </w:pPr>
+      <w:r>
+        <w:rPr>
+          <w:b/>
+          <w:bCs/>
+        </w:rPr>
+        <w:t xml:space="preserve">Navigation Expectations — </w:t>
+      </w:r>
+      <w:r>
+        <w:t xml:space="preserve">The proposing Person is confirmed the object is retired and no longer available for new use.</w:t>
+      </w:r>
+    </w:p>
+    <w:p>
+      <w:pPr>
+        <w:spacing w:after="140"/>
+      </w:pPr>
+      <w:r>
+        <w:rPr>
+          <w:b/>
+          <w:bCs/>
+        </w:rPr>
+        <w:t xml:space="preserve">Collaboration Expectations — </w:t>
+      </w:r>
+      <w:r>
         <w:t xml:space="preserve">Not applicable.</w:t>
       </w:r>
     </w:p>
@@ -8049,55 +8136,10 @@
           <w:b/>
           <w:bCs/>
         </w:rPr>
-        <w:t xml:space="preserve">Context Invalidated — </w:t>
-      </w:r>
-      <w:r>
-        <w:t xml:space="preserve">Not applicable until the proposing authority's resolution is recorded; nothing is invalidated by the detection act itself.</w:t>
-      </w:r>
-    </w:p>
-    <w:p>
-      <w:pPr>
-        <w:spacing w:after="140"/>
-      </w:pPr>
-      <w:r>
-        <w:rPr>
-          <w:b/>
-          <w:bCs/>
-        </w:rPr>
-        <w:t xml:space="preserve">Navigation Expectations — </w:t>
-      </w:r>
-      <w:r>
-        <w:t xml:space="preserve">The proposing Person is presented the named dependency list and the specific resolution options available.</w:t>
-      </w:r>
-    </w:p>
-    <w:p>
-      <w:pPr>
-        <w:spacing w:after="140"/>
-      </w:pPr>
-      <w:r>
-        <w:rPr>
-          <w:b/>
-          <w:bCs/>
-        </w:rPr>
-        <w:t xml:space="preserve">Collaboration Expectations — </w:t>
-      </w:r>
-      <w:r>
-        <w:t xml:space="preserve">Not applicable to the detection act itself.</w:t>
-      </w:r>
-    </w:p>
-    <w:p>
-      <w:pPr>
-        <w:spacing w:after="140"/>
-      </w:pPr>
-      <w:r>
-        <w:rPr>
-          <w:b/>
-          <w:bCs/>
-        </w:rPr>
         <w:t xml:space="preserve">AI Assistance — </w:t>
       </w:r>
       <w:r>
-        <w:t xml:space="preserve">AI MAY enumerate likely dependents and recommend a resolution path, but SHALL NOT resolve the conflict, reassign a dependent, or approve the change proceeding.</w:t>
+        <w:t xml:space="preserve">AI MAY identify that an object appears unused and recommend retirement, but SHALL NOT retire it or bypass the ERB-C003-03 dependency check.</w:t>
       </w:r>
     </w:p>
     <w:p>
@@ -8112,7 +8154,7 @@
         <w:t xml:space="preserve">Experience Outcome — </w:t>
       </w:r>
       <w:r>
-        <w:t xml:space="preserve">No breaking change proceeds while a named, active dependency remains unresolved.</w:t>
+        <w:t xml:space="preserve">An authorization policy object retired without hard deletion and without breaking an unresolved active dependency.</w:t>
       </w:r>
     </w:p>
     <w:p>
@@ -8127,7 +8169,7 @@
         <w:t xml:space="preserve">Success Criteria — </w:t>
       </w:r>
       <w:r>
-        <w:t xml:space="preserve">Every currently-active dependent is enumerated before a breaking change is permitted; none is discovered only after the change has already taken effect.</w:t>
+        <w:t xml:space="preserve">No object is ever retired while ERB-C003-03 reports an unresolved active dependency; no object is ever hard-deleted.</w:t>
       </w:r>
     </w:p>
     <w:p>
@@ -8142,7 +8184,7 @@
         <w:t xml:space="preserve">Experience Completion — </w:t>
       </w:r>
       <w:r>
-        <w:t xml:space="preserve">Complete once every named dependency is resolved and the change is cleared, or the proposing authority withdraws the change.</w:t>
+        <w:t xml:space="preserve">Complete when the Deprecated/Retired state is recorded.</w:t>
       </w:r>
     </w:p>
     <w:p>
@@ -8157,7 +8199,7 @@
         <w:t xml:space="preserve">Lifecycle Participation — </w:t>
       </w:r>
       <w:r>
-        <w:t xml:space="preserve">Validate, Transition.</w:t>
+        <w:t xml:space="preserve">Validate, Transition, Complete.</w:t>
       </w:r>
     </w:p>
     <w:p>
@@ -8181,7 +8223,7 @@
         <w:spacing w:after="120" w:before="220"/>
       </w:pPr>
       <w:r>
-        <w:t xml:space="preserve">EX-C003-10 — Resolve Dependent Capability Authorization Policy Hand-off Rejection</w:t>
+        <w:t xml:space="preserve">EX-C003-09 — Detect and Resolve Authorization Policy Dependency Conflict</w:t>
       </w:r>
     </w:p>
     <w:tbl>
@@ -8238,6 +8280,456 @@
                 <w:b w:val="false"/>
                 <w:bCs w:val="false"/>
               </w:rPr>
+              <w:t xml:space="preserve">EX-C003-09</w:t>
+            </w:r>
+          </w:p>
+        </w:tc>
+      </w:tr>
+      <w:tr>
+        <w:tc>
+          <w:tcPr>
+            <w:tcW w:type="pct" w:w="25%"/>
+            <w:shd w:fill="DDDDDD" w:color="auto" w:val="clear"/>
+            <w:tcMar>
+              <w:top w:type="dxa" w:w="60"/>
+              <w:left w:type="dxa" w:w="100"/>
+              <w:bottom w:type="dxa" w:w="60"/>
+              <w:right w:type="dxa" w:w="100"/>
+            </w:tcMar>
+          </w:tcPr>
+          <w:p>
+            <w:r>
+              <w:rPr>
+                <w:b/>
+                <w:bCs/>
+              </w:rPr>
+              <w:t xml:space="preserve">Governing ERB</w:t>
+            </w:r>
+          </w:p>
+        </w:tc>
+        <w:tc>
+          <w:tcPr>
+            <w:tcW w:type="pct" w:w="75%"/>
+            <w:tcMar>
+              <w:top w:type="dxa" w:w="60"/>
+              <w:left w:type="dxa" w:w="100"/>
+              <w:bottom w:type="dxa" w:w="60"/>
+              <w:right w:type="dxa" w:w="100"/>
+            </w:tcMar>
+          </w:tcPr>
+          <w:p>
+            <w:r>
+              <w:rPr>
+                <w:b w:val="false"/>
+                <w:bCs w:val="false"/>
+              </w:rPr>
+              <w:t xml:space="preserve">ERB-C003-03</w:t>
+            </w:r>
+          </w:p>
+        </w:tc>
+      </w:tr>
+    </w:tbl>
+    <w:p>
+      <w:pPr>
+        <w:spacing w:after="140"/>
+      </w:pPr>
+      <w:r>
+        <w:rPr>
+          <w:b w:val="false"/>
+          <w:bCs w:val="false"/>
+          <w:i w:val="false"/>
+          <w:iCs w:val="false"/>
+        </w:rPr>
+        <w:t xml:space="preserve"/>
+      </w:r>
+    </w:p>
+    <w:p>
+      <w:pPr>
+        <w:spacing w:after="140"/>
+      </w:pPr>
+      <w:r>
+        <w:rPr>
+          <w:b/>
+          <w:bCs/>
+        </w:rPr>
+        <w:t xml:space="preserve">Trigger — </w:t>
+      </w:r>
+      <w:r>
+        <w:t xml:space="preserve">A proposed deprecation, retirement, or breaking amendment (from ERB-C003-02) targets an object still referenced by a currently-active Runtime Assignment, Delegation, Approval Authority chain, or another authorization policy object.</w:t>
+      </w:r>
+    </w:p>
+    <w:p>
+      <w:pPr>
+        <w:spacing w:after="140"/>
+      </w:pPr>
+      <w:r>
+        <w:rPr>
+          <w:b/>
+          <w:bCs/>
+        </w:rPr>
+        <w:t xml:space="preserve">Purpose — </w:t>
+      </w:r>
+      <w:r>
+        <w:t xml:space="preserve">Enumerates every currently-active dependent and holds the proposed change until the proposing authority resolves, reassigns, or affirmatively accepts each one — never silently proceeding.</w:t>
+      </w:r>
+    </w:p>
+    <w:p>
+      <w:pPr>
+        <w:spacing w:after="140"/>
+      </w:pPr>
+      <w:r>
+        <w:rPr>
+          <w:b/>
+          <w:bCs/>
+        </w:rPr>
+        <w:t xml:space="preserve">Business Goal — </w:t>
+      </w:r>
+      <w:r>
+        <w:t xml:space="preserve">No enterprise process in progress is silently broken by an authorization policy object being retired or breakingly amended out from under it.</w:t>
+      </w:r>
+    </w:p>
+    <w:p>
+      <w:pPr>
+        <w:spacing w:after="140"/>
+      </w:pPr>
+      <w:r>
+        <w:rPr>
+          <w:b/>
+          <w:bCs/>
+        </w:rPr>
+        <w:t xml:space="preserve">Business Value — </w:t>
+      </w:r>
+      <w:r>
+        <w:t xml:space="preserve">Converts an invisible dependency risk into a visible, explained, resolvable event before it can cause a downstream failure.</w:t>
+      </w:r>
+    </w:p>
+    <w:p>
+      <w:pPr>
+        <w:spacing w:after="140"/>
+      </w:pPr>
+      <w:r>
+        <w:rPr>
+          <w:b/>
+          <w:bCs/>
+        </w:rPr>
+        <w:t xml:space="preserve">Participating Personas — </w:t>
+      </w:r>
+      <w:r>
+        <w:t xml:space="preserve">The type-specific defining authority proposing the change.</w:t>
+      </w:r>
+    </w:p>
+    <w:p>
+      <w:pPr>
+        <w:spacing w:after="140"/>
+      </w:pPr>
+      <w:r>
+        <w:rPr>
+          <w:b/>
+          <w:bCs/>
+        </w:rPr>
+        <w:t xml:space="preserve">Participating Workspaces — </w:t>
+      </w:r>
+      <w:r>
+        <w:t xml:space="preserve">Not applicable.</w:t>
+      </w:r>
+    </w:p>
+    <w:p>
+      <w:pPr>
+        <w:pStyle w:val="Heading4"/>
+        <w:spacing w:after="100" w:before="160"/>
+      </w:pPr>
+      <w:r>
+        <w:t xml:space="preserve">Context Engineering (Seven Dimensions)</w:t>
+      </w:r>
+    </w:p>
+    <w:p>
+      <w:pPr>
+        <w:spacing w:after="140"/>
+      </w:pPr>
+      <w:r>
+        <w:rPr>
+          <w:b/>
+          <w:bCs/>
+        </w:rPr>
+        <w:t xml:space="preserve">Context Required — </w:t>
+      </w:r>
+      <w:r>
+        <w:t xml:space="preserve">The object proposed for change and every currently-active Runtime Assignment, Delegation, Approval Authority chain, or dependent object referencing it.</w:t>
+      </w:r>
+    </w:p>
+    <w:p>
+      <w:pPr>
+        <w:spacing w:after="140"/>
+      </w:pPr>
+      <w:r>
+        <w:rPr>
+          <w:b/>
+          <w:bCs/>
+        </w:rPr>
+        <w:t xml:space="preserve">Context Created — </w:t>
+      </w:r>
+      <w:r>
+        <w:t xml:space="preserve">A dependency-conflict record naming every active dependent.</w:t>
+      </w:r>
+    </w:p>
+    <w:p>
+      <w:pPr>
+        <w:spacing w:after="140"/>
+      </w:pPr>
+      <w:r>
+        <w:rPr>
+          <w:b/>
+          <w:bCs/>
+        </w:rPr>
+        <w:t xml:space="preserve">Context Consumed — </w:t>
+      </w:r>
+      <w:r>
+        <w:t xml:space="preserve">The current state of every dependent, consumed from URA-001's own Sections 5–7 mechanics — never assumed absent without checking.</w:t>
+      </w:r>
+    </w:p>
+    <w:p>
+      <w:pPr>
+        <w:spacing w:after="140"/>
+      </w:pPr>
+      <w:r>
+        <w:rPr>
+          <w:b/>
+          <w:bCs/>
+        </w:rPr>
+        <w:t xml:space="preserve">Context Preserved — </w:t>
+      </w:r>
+      <w:r>
+        <w:t xml:space="preserve">The object under change, unchanged, until every named dependency is resolved.</w:t>
+      </w:r>
+    </w:p>
+    <w:p>
+      <w:pPr>
+        <w:spacing w:after="140"/>
+      </w:pPr>
+      <w:r>
+        <w:rPr>
+          <w:b/>
+          <w:bCs/>
+        </w:rPr>
+        <w:t xml:space="preserve">Context Produced — </w:t>
+      </w:r>
+      <w:r>
+        <w:t xml:space="preserve">Either a cleared path for ERB-C003-02 to proceed, or a held change with a named, explained dependency list requiring the proposing authority's explicit resolution.</w:t>
+      </w:r>
+    </w:p>
+    <w:p>
+      <w:pPr>
+        <w:spacing w:after="140"/>
+      </w:pPr>
+      <w:r>
+        <w:rPr>
+          <w:b/>
+          <w:bCs/>
+        </w:rPr>
+        <w:t xml:space="preserve">Context Superseded — </w:t>
+      </w:r>
+      <w:r>
+        <w:t xml:space="preserve">Not applicable.</w:t>
+      </w:r>
+    </w:p>
+    <w:p>
+      <w:pPr>
+        <w:spacing w:after="140"/>
+      </w:pPr>
+      <w:r>
+        <w:rPr>
+          <w:b/>
+          <w:bCs/>
+        </w:rPr>
+        <w:t xml:space="preserve">Context Invalidated — </w:t>
+      </w:r>
+      <w:r>
+        <w:t xml:space="preserve">Not applicable until the proposing authority's resolution is recorded; nothing is invalidated by the detection act itself.</w:t>
+      </w:r>
+    </w:p>
+    <w:p>
+      <w:pPr>
+        <w:spacing w:after="140"/>
+      </w:pPr>
+      <w:r>
+        <w:rPr>
+          <w:b/>
+          <w:bCs/>
+        </w:rPr>
+        <w:t xml:space="preserve">Navigation Expectations — </w:t>
+      </w:r>
+      <w:r>
+        <w:t xml:space="preserve">The proposing Person is presented the named dependency list and the specific resolution options available.</w:t>
+      </w:r>
+    </w:p>
+    <w:p>
+      <w:pPr>
+        <w:spacing w:after="140"/>
+      </w:pPr>
+      <w:r>
+        <w:rPr>
+          <w:b/>
+          <w:bCs/>
+        </w:rPr>
+        <w:t xml:space="preserve">Collaboration Expectations — </w:t>
+      </w:r>
+      <w:r>
+        <w:t xml:space="preserve">Not applicable to the detection act itself.</w:t>
+      </w:r>
+    </w:p>
+    <w:p>
+      <w:pPr>
+        <w:spacing w:after="140"/>
+      </w:pPr>
+      <w:r>
+        <w:rPr>
+          <w:b/>
+          <w:bCs/>
+        </w:rPr>
+        <w:t xml:space="preserve">AI Assistance — </w:t>
+      </w:r>
+      <w:r>
+        <w:t xml:space="preserve">AI MAY enumerate likely dependents and recommend a resolution path, but SHALL NOT resolve the conflict, reassign a dependent, or approve the change proceeding.</w:t>
+      </w:r>
+    </w:p>
+    <w:p>
+      <w:pPr>
+        <w:spacing w:after="140"/>
+      </w:pPr>
+      <w:r>
+        <w:rPr>
+          <w:b/>
+          <w:bCs/>
+        </w:rPr>
+        <w:t xml:space="preserve">Experience Outcome — </w:t>
+      </w:r>
+      <w:r>
+        <w:t xml:space="preserve">No breaking change proceeds while a named, active dependency remains unresolved.</w:t>
+      </w:r>
+    </w:p>
+    <w:p>
+      <w:pPr>
+        <w:spacing w:after="140"/>
+      </w:pPr>
+      <w:r>
+        <w:rPr>
+          <w:b/>
+          <w:bCs/>
+        </w:rPr>
+        <w:t xml:space="preserve">Success Criteria — </w:t>
+      </w:r>
+      <w:r>
+        <w:t xml:space="preserve">Every currently-active dependent is enumerated before a breaking change is permitted; none is discovered only after the change has already taken effect.</w:t>
+      </w:r>
+    </w:p>
+    <w:p>
+      <w:pPr>
+        <w:spacing w:after="140"/>
+      </w:pPr>
+      <w:r>
+        <w:rPr>
+          <w:b/>
+          <w:bCs/>
+        </w:rPr>
+        <w:t xml:space="preserve">Experience Completion — </w:t>
+      </w:r>
+      <w:r>
+        <w:t xml:space="preserve">Complete once every named dependency is resolved and the change is cleared, or the proposing authority withdraws the change.</w:t>
+      </w:r>
+    </w:p>
+    <w:p>
+      <w:pPr>
+        <w:spacing w:after="140"/>
+      </w:pPr>
+      <w:r>
+        <w:rPr>
+          <w:b/>
+          <w:bCs/>
+        </w:rPr>
+        <w:t xml:space="preserve">Lifecycle Participation — </w:t>
+      </w:r>
+      <w:r>
+        <w:t xml:space="preserve">Validate, Transition.</w:t>
+      </w:r>
+    </w:p>
+    <w:p>
+      <w:pPr>
+        <w:spacing w:after="140"/>
+      </w:pPr>
+      <w:r>
+        <w:rPr>
+          <w:b/>
+          <w:bCs/>
+        </w:rPr>
+        <w:t xml:space="preserve">Business Activity References — </w:t>
+      </w:r>
+      <w:r>
+        <w:t xml:space="preserve">Pending Canonical Binding.</w:t>
+      </w:r>
+    </w:p>
+    <w:p>
+      <w:pPr>
+        <w:pStyle w:val="Heading3"/>
+        <w:spacing w:after="120" w:before="220"/>
+      </w:pPr>
+      <w:r>
+        <w:t xml:space="preserve">EX-C003-10 — Resolve Dependent Capability Authorization Policy Hand-off Rejection</w:t>
+      </w:r>
+    </w:p>
+    <w:tbl>
+      <w:tblPr>
+        <w:tblW w:type="pct" w:w="100%"/>
+        <w:tblBorders>
+          <w:top w:val="single" w:color="auto" w:sz="4"/>
+          <w:left w:val="single" w:color="auto" w:sz="4"/>
+          <w:bottom w:val="single" w:color="auto" w:sz="4"/>
+          <w:right w:val="single" w:color="auto" w:sz="4"/>
+          <w:insideH w:val="single" w:color="auto" w:sz="4"/>
+          <w:insideV w:val="single" w:color="auto" w:sz="4"/>
+        </w:tblBorders>
+      </w:tblPr>
+      <w:tblGrid>
+        <w:gridCol w:w="100"/>
+        <w:gridCol w:w="100"/>
+      </w:tblGrid>
+      <w:tr>
+        <w:tc>
+          <w:tcPr>
+            <w:tcW w:type="pct" w:w="25%"/>
+            <w:shd w:fill="DDDDDD" w:color="auto" w:val="clear"/>
+            <w:tcMar>
+              <w:top w:type="dxa" w:w="60"/>
+              <w:left w:type="dxa" w:w="100"/>
+              <w:bottom w:type="dxa" w:w="60"/>
+              <w:right w:type="dxa" w:w="100"/>
+            </w:tcMar>
+          </w:tcPr>
+          <w:p>
+            <w:r>
+              <w:rPr>
+                <w:b/>
+                <w:bCs/>
+              </w:rPr>
+              <w:t xml:space="preserve">EX</w:t>
+            </w:r>
+          </w:p>
+        </w:tc>
+        <w:tc>
+          <w:tcPr>
+            <w:tcW w:type="pct" w:w="75%"/>
+            <w:tcMar>
+              <w:top w:type="dxa" w:w="60"/>
+              <w:left w:type="dxa" w:w="100"/>
+              <w:bottom w:type="dxa" w:w="60"/>
+              <w:right w:type="dxa" w:w="100"/>
+            </w:tcMar>
+          </w:tcPr>
+          <w:p>
+            <w:r>
+              <w:rPr>
+                <w:b w:val="false"/>
+                <w:bCs w:val="false"/>
+              </w:rPr>
               <w:t xml:space="preserve">EX-C003-10</w:t>
             </w:r>
           </w:p>
@@ -8699,6 +9191,19 @@
       </w:pPr>
       <w:r>
         <w:t xml:space="preserve">An authorization policy object established outside C-003's own definitional rules (Chapter 3, Chapter 4) is an invalid state, not a tolerated shortcut, regardless of which persona or capability originates the request.</w:t>
+      </w:r>
+    </w:p>
+    <w:p>
+      <w:pPr>
+        <w:pStyle w:val="ListParagraph"/>
+        <w:numPr>
+          <w:ilvl w:val="0"/>
+          <w:numId w:val="1"/>
+        </w:numPr>
+        <w:spacing w:after="80"/>
+      </w:pPr>
+      <w:r>
+        <w:t xml:space="preserve">The same defining-authority personas confirmed under this Contract to establish, version, deprecate, or retire an authorization policy object SHALL also be authorized to view its current governed state (EX-C003-11, added Version 1.1); viewing confers no authority to establish, amend, deprecate, retire, or approve any object.</w:t>
       </w:r>
     </w:p>
     <w:p>
@@ -17880,7 +18385,7 @@
           <w:i w:val="false"/>
           <w:iCs w:val="false"/>
         </w:rPr>
-        <w:t xml:space="preserve">This document satisfies DOCX package integrity, XML well-formedness (validated in the generation process described in this document's own engineering record), CAP-001 capability identity accuracy, exact CAP-001 Business Intent preservation, capability boundary completeness, and complete per-EX traceability. It is assessed as publication-ready at Version 1.0.</w:t>
+        <w:t xml:space="preserve">This document satisfies DOCX package integrity, XML well-formedness (validated in the generation process described in this document's own engineering record), CAP-001 capability identity accuracy, exact CAP-001 Business Intent preservation, capability boundary completeness, and complete per-EX traceability. It is assessed as publication-ready at Version 1.1; the Version 1.1 amendment (EX-C003-11 only) was assessed against the same five criteria, scoped to its own added content and cross-references — the original Version 1.0 Gold Standard validation of the remaining ten Enterprise Experiences is unchanged and was not re-derived.</w:t>
       </w:r>
     </w:p>
     <w:p>
@@ -18752,7 +19257,7 @@
           <w:i w:val="false"/>
           <w:iCs w:val="false"/>
         </w:rPr>
-        <w:t xml:space="preserve">Every one of the three ERBs (Chapter 3) has at least one realizing EX (Chapter 4): ERB-C003-01 → EX-C003-01/02/03/04/05/06; ERB-C003-02 → EX-C003-07/08; ERB-C003-03 → EX-C003-09/10. Every one of the ten EXs traces to exactly one governing ERB (Chapter 4's governingERB field and Chapter 8.3's traceability matrix). The completeness test passes.</w:t>
+        <w:t xml:space="preserve">Every one of the three ERBs (Chapter 3) has at least one realizing EX (Chapter 4): ERB-C003-01 → EX-C003-01/02/03/04/05/06/11; ERB-C003-02 → EX-C003-07/08; ERB-C003-03 → EX-C003-09/10. Every one of the eleven EXs traces to exactly one governing ERB (Chapter 4's governingERB field and Chapter 8.3's traceability matrix). The completeness test passes (re-run for Version 1.1's own addition of EX-C003-11; the original ten EXs' own traceability, established at Version 1.0, is unchanged).</w:t>
       </w:r>
     </w:p>
     <w:p>
@@ -19807,7 +20312,7 @@
           <w:i w:val="false"/>
           <w:iCs w:val="false"/>
         </w:rPr>
-        <w:t xml:space="preserve">APPROVED for publication as a Canonical Capability Experience Specification, Version 1.0, subject to the validation record in Chapter 8 and the Gold Standard validation performed in this chapter.</w:t>
+        <w:t xml:space="preserve">APPROVED for publication as a Canonical Capability Experience Specification, Version 1.1, subject to the validation record in Chapter 8 and the Gold Standard validation performed in this chapter. Version 1.1 is an additive amendment (EX-C003-11, Understand Domain Permission Context, and a corresponding Contract 5.1 clarification) resolving BCGA-001; it re-validates only the added content and its cross-references, and does not reopen or re-derive the Version 1.0 baseline's own ten Enterprise Experiences, eight Contracts, or three ERBs.</w:t>
       </w:r>
     </w:p>
     <w:p>
@@ -20411,7 +20916,7 @@
                 <w:b w:val="false"/>
                 <w:bCs w:val="false"/>
               </w:rPr>
-              <w:t xml:space="preserve">EX-C003-01, EX-C003-02, EX-C003-03, EX-C003-04, EX-C003-05, EX-C003-06</w:t>
+              <w:t xml:space="preserve">EX-C003-01, EX-C003-02, EX-C003-03, EX-C003-04, EX-C003-05, EX-C003-06, EX-C003-11</w:t>
             </w:r>
           </w:p>
         </w:tc>
@@ -20638,7 +21143,7 @@
         <w:spacing w:after="80"/>
       </w:pPr>
       <w:r>
-        <w:t xml:space="preserve">Three ERBs and ten EXs derived independently; every ERB has at least one realizing EX; every EX has exactly one governing ERB.</w:t>
+        <w:t xml:space="preserve">Three ERBs and eleven EXs (ten derived independently at Version 1.0; EX-C003-11 added at Version 1.1 per BCGA-001); every ERB has at least one realizing EX; every EX has exactly one governing ERB.</w:t>
       </w:r>
     </w:p>
     <w:p>
